--- a/4. RESULTADOS/05_resultados_y_mecanismos/T06_heterogeneidad_tamano.docx
+++ b/4. RESULTADOS/05_resultados_y_mecanismos/T06_heterogeneidad_tamano.docx
@@ -42,6 +42,7 @@
         <w:gridCol w:w="1707"/>
         <w:gridCol w:w="1132"/>
         <w:gridCol w:w="1609"/>
+        <w:gridCol w:w="1365"/>
         <w:gridCol w:w="1829"/>
       </w:tblGrid>
       <w:tr>
@@ -485,6 +486,61 @@
                 <w:szCs w:val="22"/>
                 <w:color w:val="000000"/>
               </w:rPr>
+              <w:t xml:space="preserve">p_previos</w:t>
+            </w:r>
+          </w:p>
+        </w:tc>
+        <w:tc>
+          <w:tcPr>
+            <w:tcBorders>
+              <w:bottom w:val="single" w:sz="12" w:space="0" w:color="666666"/>
+              <w:top w:val="single" w:sz="12" w:space="0" w:color="666666"/>
+              <w:left w:val="none" w:sz="0" w:space="0" w:color="000000"/>
+              <w:right w:val="none" w:sz="0" w:space="0" w:color="000000"/>
+            </w:tcBorders>
+            <w:shd w:val="clear" w:color="auto" w:fill="FFFFFF"/>
+            <w:tcMar>
+              <w:top w:w="0" w:type="dxa"/>
+              <w:bottom w:w="0" w:type="dxa"/>
+              <w:left w:w="0" w:type="dxa"/>
+              <w:right w:w="0" w:type="dxa"/>
+            </w:tcMar>
+            <w:vAlign w:val="center"/>
+          </w:tcPr>
+          <w:p>
+            <w:pPr>
+              <w:pStyle w:val="Normal"/>
+              <w:jc w:val="right"/>
+              <w:pBdr>
+                <w:bottom w:val="none" w:sz="0" w:space="0" w:color="000000"/>
+                <w:top w:val="none" w:sz="0" w:space="0" w:color="000000"/>
+                <w:left w:val="none" w:sz="0" w:space="0" w:color="000000"/>
+                <w:right w:val="none" w:sz="0" w:space="0" w:color="000000"/>
+              </w:pBdr>
+              <w:spacing w:after="100" w:before="100" w:line="240"/>
+              <w:ind w:left="100" w:right="100" w:firstLine="0" w:firstLineChars="0"/>
+              <w:rPr>
+                <w:rFonts w:ascii="Arial" w:hAnsi="Arial" w:eastAsia="Arial" w:cs="Arial"/>
+                <w:i w:val="false"/>
+                <w:b w:val="false"/>
+                <w:u w:val="none"/>
+                <w:strike w:val="false"/>
+                <w:sz w:val="22"/>
+                <w:szCs w:val="22"/>
+                <w:color w:val="000000"/>
+              </w:rPr>
+            </w:pPr>
+            <w:r>
+              <w:rPr>
+                <w:rFonts w:ascii="Arial" w:hAnsi="Arial" w:eastAsia="Arial" w:cs="Arial"/>
+                <w:i w:val="false"/>
+                <w:b w:val="false"/>
+                <w:u w:val="none"/>
+                <w:strike w:val="false"/>
+                <w:sz w:val="22"/>
+                <w:szCs w:val="22"/>
+                <w:color w:val="000000"/>
+              </w:rPr>
               <w:t xml:space="preserve">observaciones</w:t>
             </w:r>
           </w:p>
@@ -930,6 +986,61 @@
                 <w:szCs w:val="22"/>
                 <w:color w:val="000000"/>
               </w:rPr>
+              <w:t xml:space="preserve">0.000</w:t>
+            </w:r>
+          </w:p>
+        </w:tc>
+        <w:tc>
+          <w:tcPr>
+            <w:tcBorders>
+              <w:bottom w:val="none" w:sz="0" w:space="0" w:color="000000"/>
+              <w:top w:val="single" w:sz="12" w:space="0" w:color="666666"/>
+              <w:left w:val="none" w:sz="0" w:space="0" w:color="000000"/>
+              <w:right w:val="none" w:sz="0" w:space="0" w:color="000000"/>
+            </w:tcBorders>
+            <w:shd w:val="clear" w:color="auto" w:fill="FFFFFF"/>
+            <w:tcMar>
+              <w:top w:w="0" w:type="dxa"/>
+              <w:bottom w:w="0" w:type="dxa"/>
+              <w:left w:w="0" w:type="dxa"/>
+              <w:right w:w="0" w:type="dxa"/>
+            </w:tcMar>
+            <w:vAlign w:val="center"/>
+          </w:tcPr>
+          <w:p>
+            <w:pPr>
+              <w:pStyle w:val="Normal"/>
+              <w:jc w:val="right"/>
+              <w:pBdr>
+                <w:bottom w:val="none" w:sz="0" w:space="0" w:color="000000"/>
+                <w:top w:val="none" w:sz="0" w:space="0" w:color="000000"/>
+                <w:left w:val="none" w:sz="0" w:space="0" w:color="000000"/>
+                <w:right w:val="none" w:sz="0" w:space="0" w:color="000000"/>
+              </w:pBdr>
+              <w:spacing w:after="100" w:before="100" w:line="240"/>
+              <w:ind w:left="100" w:right="100" w:firstLine="0" w:firstLineChars="0"/>
+              <w:rPr>
+                <w:rFonts w:ascii="Arial" w:hAnsi="Arial" w:eastAsia="Arial" w:cs="Arial"/>
+                <w:i w:val="false"/>
+                <w:b w:val="false"/>
+                <w:u w:val="none"/>
+                <w:strike w:val="false"/>
+                <w:sz w:val="22"/>
+                <w:szCs w:val="22"/>
+                <w:color w:val="000000"/>
+              </w:rPr>
+            </w:pPr>
+            <w:r>
+              <w:rPr>
+                <w:rFonts w:ascii="Arial" w:hAnsi="Arial" w:eastAsia="Arial" w:cs="Arial"/>
+                <w:i w:val="false"/>
+                <w:b w:val="false"/>
+                <w:u w:val="none"/>
+                <w:strike w:val="false"/>
+                <w:sz w:val="22"/>
+                <w:szCs w:val="22"/>
+                <w:color w:val="000000"/>
+              </w:rPr>
               <w:t xml:space="preserve">22,997</w:t>
             </w:r>
           </w:p>
@@ -1375,6 +1486,61 @@
                 <w:szCs w:val="22"/>
                 <w:color w:val="000000"/>
               </w:rPr>
+              <w:t xml:space="preserve">0.079</w:t>
+            </w:r>
+          </w:p>
+        </w:tc>
+        <w:tc>
+          <w:tcPr>
+            <w:tcBorders>
+              <w:bottom w:val="none" w:sz="0" w:space="0" w:color="000000"/>
+              <w:top w:val="none" w:sz="0" w:space="0" w:color="000000"/>
+              <w:left w:val="none" w:sz="0" w:space="0" w:color="000000"/>
+              <w:right w:val="none" w:sz="0" w:space="0" w:color="000000"/>
+            </w:tcBorders>
+            <w:shd w:val="clear" w:color="auto" w:fill="FFFFFF"/>
+            <w:tcMar>
+              <w:top w:w="0" w:type="dxa"/>
+              <w:bottom w:w="0" w:type="dxa"/>
+              <w:left w:w="0" w:type="dxa"/>
+              <w:right w:w="0" w:type="dxa"/>
+            </w:tcMar>
+            <w:vAlign w:val="center"/>
+          </w:tcPr>
+          <w:p>
+            <w:pPr>
+              <w:pStyle w:val="Normal"/>
+              <w:jc w:val="right"/>
+              <w:pBdr>
+                <w:bottom w:val="none" w:sz="0" w:space="0" w:color="000000"/>
+                <w:top w:val="none" w:sz="0" w:space="0" w:color="000000"/>
+                <w:left w:val="none" w:sz="0" w:space="0" w:color="000000"/>
+                <w:right w:val="none" w:sz="0" w:space="0" w:color="000000"/>
+              </w:pBdr>
+              <w:spacing w:after="100" w:before="100" w:line="240"/>
+              <w:ind w:left="100" w:right="100" w:firstLine="0" w:firstLineChars="0"/>
+              <w:rPr>
+                <w:rFonts w:ascii="Arial" w:hAnsi="Arial" w:eastAsia="Arial" w:cs="Arial"/>
+                <w:i w:val="false"/>
+                <w:b w:val="false"/>
+                <w:u w:val="none"/>
+                <w:strike w:val="false"/>
+                <w:sz w:val="22"/>
+                <w:szCs w:val="22"/>
+                <w:color w:val="000000"/>
+              </w:rPr>
+            </w:pPr>
+            <w:r>
+              <w:rPr>
+                <w:rFonts w:ascii="Arial" w:hAnsi="Arial" w:eastAsia="Arial" w:cs="Arial"/>
+                <w:i w:val="false"/>
+                <w:b w:val="false"/>
+                <w:u w:val="none"/>
+                <w:strike w:val="false"/>
+                <w:sz w:val="22"/>
+                <w:szCs w:val="22"/>
+                <w:color w:val="000000"/>
+              </w:rPr>
               <w:t xml:space="preserve">22,997</w:t>
             </w:r>
           </w:p>
@@ -1820,6 +1986,61 @@
                 <w:szCs w:val="22"/>
                 <w:color w:val="000000"/>
               </w:rPr>
+              <w:t xml:space="preserve">0.000</w:t>
+            </w:r>
+          </w:p>
+        </w:tc>
+        <w:tc>
+          <w:tcPr>
+            <w:tcBorders>
+              <w:bottom w:val="none" w:sz="0" w:space="0" w:color="000000"/>
+              <w:top w:val="none" w:sz="0" w:space="0" w:color="000000"/>
+              <w:left w:val="none" w:sz="0" w:space="0" w:color="000000"/>
+              <w:right w:val="none" w:sz="0" w:space="0" w:color="000000"/>
+            </w:tcBorders>
+            <w:shd w:val="clear" w:color="auto" w:fill="FFFFFF"/>
+            <w:tcMar>
+              <w:top w:w="0" w:type="dxa"/>
+              <w:bottom w:w="0" w:type="dxa"/>
+              <w:left w:w="0" w:type="dxa"/>
+              <w:right w:w="0" w:type="dxa"/>
+            </w:tcMar>
+            <w:vAlign w:val="center"/>
+          </w:tcPr>
+          <w:p>
+            <w:pPr>
+              <w:pStyle w:val="Normal"/>
+              <w:jc w:val="right"/>
+              <w:pBdr>
+                <w:bottom w:val="none" w:sz="0" w:space="0" w:color="000000"/>
+                <w:top w:val="none" w:sz="0" w:space="0" w:color="000000"/>
+                <w:left w:val="none" w:sz="0" w:space="0" w:color="000000"/>
+                <w:right w:val="none" w:sz="0" w:space="0" w:color="000000"/>
+              </w:pBdr>
+              <w:spacing w:after="100" w:before="100" w:line="240"/>
+              <w:ind w:left="100" w:right="100" w:firstLine="0" w:firstLineChars="0"/>
+              <w:rPr>
+                <w:rFonts w:ascii="Arial" w:hAnsi="Arial" w:eastAsia="Arial" w:cs="Arial"/>
+                <w:i w:val="false"/>
+                <w:b w:val="false"/>
+                <w:u w:val="none"/>
+                <w:strike w:val="false"/>
+                <w:sz w:val="22"/>
+                <w:szCs w:val="22"/>
+                <w:color w:val="000000"/>
+              </w:rPr>
+            </w:pPr>
+            <w:r>
+              <w:rPr>
+                <w:rFonts w:ascii="Arial" w:hAnsi="Arial" w:eastAsia="Arial" w:cs="Arial"/>
+                <w:i w:val="false"/>
+                <w:b w:val="false"/>
+                <w:u w:val="none"/>
+                <w:strike w:val="false"/>
+                <w:sz w:val="22"/>
+                <w:szCs w:val="22"/>
+                <w:color w:val="000000"/>
+              </w:rPr>
               <w:t xml:space="preserve">14,296</w:t>
             </w:r>
           </w:p>
@@ -2265,6 +2486,61 @@
                 <w:szCs w:val="22"/>
                 <w:color w:val="000000"/>
               </w:rPr>
+              <w:t xml:space="preserve">0.718</w:t>
+            </w:r>
+          </w:p>
+        </w:tc>
+        <w:tc>
+          <w:tcPr>
+            <w:tcBorders>
+              <w:bottom w:val="none" w:sz="0" w:space="0" w:color="000000"/>
+              <w:top w:val="none" w:sz="0" w:space="0" w:color="000000"/>
+              <w:left w:val="none" w:sz="0" w:space="0" w:color="000000"/>
+              <w:right w:val="none" w:sz="0" w:space="0" w:color="000000"/>
+            </w:tcBorders>
+            <w:shd w:val="clear" w:color="auto" w:fill="FFFFFF"/>
+            <w:tcMar>
+              <w:top w:w="0" w:type="dxa"/>
+              <w:bottom w:w="0" w:type="dxa"/>
+              <w:left w:w="0" w:type="dxa"/>
+              <w:right w:w="0" w:type="dxa"/>
+            </w:tcMar>
+            <w:vAlign w:val="center"/>
+          </w:tcPr>
+          <w:p>
+            <w:pPr>
+              <w:pStyle w:val="Normal"/>
+              <w:jc w:val="right"/>
+              <w:pBdr>
+                <w:bottom w:val="none" w:sz="0" w:space="0" w:color="000000"/>
+                <w:top w:val="none" w:sz="0" w:space="0" w:color="000000"/>
+                <w:left w:val="none" w:sz="0" w:space="0" w:color="000000"/>
+                <w:right w:val="none" w:sz="0" w:space="0" w:color="000000"/>
+              </w:pBdr>
+              <w:spacing w:after="100" w:before="100" w:line="240"/>
+              <w:ind w:left="100" w:right="100" w:firstLine="0" w:firstLineChars="0"/>
+              <w:rPr>
+                <w:rFonts w:ascii="Arial" w:hAnsi="Arial" w:eastAsia="Arial" w:cs="Arial"/>
+                <w:i w:val="false"/>
+                <w:b w:val="false"/>
+                <w:u w:val="none"/>
+                <w:strike w:val="false"/>
+                <w:sz w:val="22"/>
+                <w:szCs w:val="22"/>
+                <w:color w:val="000000"/>
+              </w:rPr>
+            </w:pPr>
+            <w:r>
+              <w:rPr>
+                <w:rFonts w:ascii="Arial" w:hAnsi="Arial" w:eastAsia="Arial" w:cs="Arial"/>
+                <w:i w:val="false"/>
+                <w:b w:val="false"/>
+                <w:u w:val="none"/>
+                <w:strike w:val="false"/>
+                <w:sz w:val="22"/>
+                <w:szCs w:val="22"/>
+                <w:color w:val="000000"/>
+              </w:rPr>
               <w:t xml:space="preserve">14,297</w:t>
             </w:r>
           </w:p>
@@ -2710,6 +2986,61 @@
                 <w:szCs w:val="22"/>
                 <w:color w:val="000000"/>
               </w:rPr>
+              <w:t xml:space="preserve">0.084</w:t>
+            </w:r>
+          </w:p>
+        </w:tc>
+        <w:tc>
+          <w:tcPr>
+            <w:tcBorders>
+              <w:bottom w:val="none" w:sz="0" w:space="0" w:color="000000"/>
+              <w:top w:val="none" w:sz="0" w:space="0" w:color="000000"/>
+              <w:left w:val="none" w:sz="0" w:space="0" w:color="000000"/>
+              <w:right w:val="none" w:sz="0" w:space="0" w:color="000000"/>
+            </w:tcBorders>
+            <w:shd w:val="clear" w:color="auto" w:fill="FFFFFF"/>
+            <w:tcMar>
+              <w:top w:w="0" w:type="dxa"/>
+              <w:bottom w:w="0" w:type="dxa"/>
+              <w:left w:w="0" w:type="dxa"/>
+              <w:right w:w="0" w:type="dxa"/>
+            </w:tcMar>
+            <w:vAlign w:val="center"/>
+          </w:tcPr>
+          <w:p>
+            <w:pPr>
+              <w:pStyle w:val="Normal"/>
+              <w:jc w:val="right"/>
+              <w:pBdr>
+                <w:bottom w:val="none" w:sz="0" w:space="0" w:color="000000"/>
+                <w:top w:val="none" w:sz="0" w:space="0" w:color="000000"/>
+                <w:left w:val="none" w:sz="0" w:space="0" w:color="000000"/>
+                <w:right w:val="none" w:sz="0" w:space="0" w:color="000000"/>
+              </w:pBdr>
+              <w:spacing w:after="100" w:before="100" w:line="240"/>
+              <w:ind w:left="100" w:right="100" w:firstLine="0" w:firstLineChars="0"/>
+              <w:rPr>
+                <w:rFonts w:ascii="Arial" w:hAnsi="Arial" w:eastAsia="Arial" w:cs="Arial"/>
+                <w:i w:val="false"/>
+                <w:b w:val="false"/>
+                <w:u w:val="none"/>
+                <w:strike w:val="false"/>
+                <w:sz w:val="22"/>
+                <w:szCs w:val="22"/>
+                <w:color w:val="000000"/>
+              </w:rPr>
+            </w:pPr>
+            <w:r>
+              <w:rPr>
+                <w:rFonts w:ascii="Arial" w:hAnsi="Arial" w:eastAsia="Arial" w:cs="Arial"/>
+                <w:i w:val="false"/>
+                <w:b w:val="false"/>
+                <w:u w:val="none"/>
+                <w:strike w:val="false"/>
+                <w:sz w:val="22"/>
+                <w:szCs w:val="22"/>
+                <w:color w:val="000000"/>
+              </w:rPr>
               <w:t xml:space="preserve">7,151</w:t>
             </w:r>
           </w:p>
@@ -3101,6 +3432,61 @@
                 <w:color w:val="000000"/>
               </w:rPr>
               <w:t xml:space="preserve"/>
+            </w:r>
+          </w:p>
+        </w:tc>
+        <w:tc>
+          <w:tcPr>
+            <w:tcBorders>
+              <w:bottom w:val="single" w:sz="12" w:space="0" w:color="666666"/>
+              <w:top w:val="none" w:sz="0" w:space="0" w:color="000000"/>
+              <w:left w:val="none" w:sz="0" w:space="0" w:color="000000"/>
+              <w:right w:val="none" w:sz="0" w:space="0" w:color="000000"/>
+            </w:tcBorders>
+            <w:shd w:val="clear" w:color="auto" w:fill="FFFFFF"/>
+            <w:tcMar>
+              <w:top w:w="0" w:type="dxa"/>
+              <w:bottom w:w="0" w:type="dxa"/>
+              <w:left w:w="0" w:type="dxa"/>
+              <w:right w:w="0" w:type="dxa"/>
+            </w:tcMar>
+            <w:vAlign w:val="center"/>
+          </w:tcPr>
+          <w:p>
+            <w:pPr>
+              <w:pStyle w:val="Normal"/>
+              <w:jc w:val="right"/>
+              <w:pBdr>
+                <w:bottom w:val="none" w:sz="0" w:space="0" w:color="000000"/>
+                <w:top w:val="none" w:sz="0" w:space="0" w:color="000000"/>
+                <w:left w:val="none" w:sz="0" w:space="0" w:color="000000"/>
+                <w:right w:val="none" w:sz="0" w:space="0" w:color="000000"/>
+              </w:pBdr>
+              <w:spacing w:after="100" w:before="100" w:line="240"/>
+              <w:ind w:left="100" w:right="100" w:firstLine="0" w:firstLineChars="0"/>
+              <w:rPr>
+                <w:rFonts w:ascii="Arial" w:hAnsi="Arial" w:eastAsia="Arial" w:cs="Arial"/>
+                <w:i w:val="false"/>
+                <w:b w:val="false"/>
+                <w:u w:val="none"/>
+                <w:strike w:val="false"/>
+                <w:sz w:val="22"/>
+                <w:szCs w:val="22"/>
+                <w:color w:val="000000"/>
+              </w:rPr>
+            </w:pPr>
+            <w:r>
+              <w:rPr>
+                <w:rFonts w:ascii="Arial" w:hAnsi="Arial" w:eastAsia="Arial" w:cs="Arial"/>
+                <w:i w:val="false"/>
+                <w:b w:val="false"/>
+                <w:u w:val="none"/>
+                <w:strike w:val="false"/>
+                <w:sz w:val="22"/>
+                <w:szCs w:val="22"/>
+                <w:color w:val="000000"/>
+              </w:rPr>
+              <w:t xml:space="preserve">0.952</w:t>
             </w:r>
           </w:p>
         </w:tc>
